--- a/decks/files/z7nov/L7.docx
+++ b/decks/files/z7nov/L7.docx
@@ -316,60 +316,52 @@
       <w:pPr>
         <w:keepNext/>
         <w:bidi/>
-        <w:spacing w:before="100" w:after="20"/>
+        <w:spacing w:before="120" w:after="20"/>
         <w:jc w:val="right"/>
       </w:pPr>
       <w:r>
         <w:rPr>
           <w:rFonts w:ascii="Rubik" w:hAnsi="Rubik" w:cs="Rubik"/>
           <w:b/>
-          <w:sz w:val="27"/>
+          <w:sz w:val="28"/>
           <w:rtl/>
-          <w:szCs w:val="27"/>
+          <w:szCs w:val="28"/>
           <w:bCs/>
         </w:rPr>
-        <w:t>משימת סיכום</w:t>
+        <w:t>מה עושים בכיתה ומה בבית? · חישוב ביטויים בלי סוגריים</w:t>
       </w:r>
     </w:p>
     <w:tbl>
       <w:tblPr>
-        <w:tblW w:type="auto" w:w="0"/>
+        <w:tblW w:type="dxa" w:w="10200"/>
         <w:jc w:val="right"/>
         <w:tblLook w:firstColumn="1" w:firstRow="1" w:lastColumn="0" w:lastRow="0" w:noHBand="0" w:noVBand="1" w:val="04A0"/>
         <w:tblStyle w:val="TableGrid"/>
         <w:bidiVisual/>
       </w:tblPr>
       <w:tblGrid>
-        <w:gridCol w:w="2551"/>
-        <w:gridCol w:w="2551"/>
-        <w:gridCol w:w="2551"/>
-        <w:gridCol w:w="2551"/>
+        <w:gridCol w:w="1734"/>
+        <w:gridCol w:w="2550"/>
+        <w:gridCol w:w="1020"/>
+        <w:gridCol w:w="4896"/>
       </w:tblGrid>
       <w:tr>
-        <w:trPr>
-          <w:cantSplit/>
-        </w:trPr>
         <w:tc>
           <w:tcPr>
-            <w:tcW w:type="dxa" w:w="2551"/>
+            <w:tcW w:type="dxa" w:w="1734"/>
             <w:shd w:val="clear" w:color="auto" w:fill="E8E8E8"/>
           </w:tcPr>
           <w:p>
             <w:pPr>
-              <w:keepNext/>
               <w:bidi/>
-              <w:spacing w:after="0"/>
+              <w:spacing w:after="0" w:before="0"/>
               <w:jc w:val="right"/>
             </w:pPr>
-            <w:r/>
             <w:r>
               <w:rPr>
-                <w:rFonts w:ascii="Assistant" w:hAnsi="Assistant" w:cs="Assistant"/>
                 <w:b/>
-                <w:sz w:val="23"/>
-                <w:rtl/>
-                <w:szCs w:val="23"/>
-                <w:bCs/>
+                <w:sz w:val="19"/>
+                <w:szCs w:val="19"/>
               </w:rPr>
               <w:t>מתי?</w:t>
             </w:r>
@@ -377,25 +369,20 @@
         </w:tc>
         <w:tc>
           <w:tcPr>
-            <w:tcW w:type="dxa" w:w="2551"/>
+            <w:tcW w:type="dxa" w:w="2550"/>
             <w:shd w:val="clear" w:color="auto" w:fill="E8E8E8"/>
           </w:tcPr>
           <w:p>
             <w:pPr>
-              <w:keepNext/>
               <w:bidi/>
-              <w:spacing w:after="0"/>
+              <w:spacing w:after="0" w:before="0"/>
               <w:jc w:val="right"/>
             </w:pPr>
-            <w:r/>
             <w:r>
               <w:rPr>
-                <w:rFonts w:ascii="Assistant" w:hAnsi="Assistant" w:cs="Assistant"/>
                 <w:b/>
-                <w:sz w:val="23"/>
-                <w:rtl/>
-                <w:szCs w:val="23"/>
-                <w:bCs/>
+                <w:sz w:val="19"/>
+                <w:szCs w:val="19"/>
               </w:rPr>
               <w:t>עמוד</w:t>
             </w:r>
@@ -403,25 +390,20 @@
         </w:tc>
         <w:tc>
           <w:tcPr>
-            <w:tcW w:type="dxa" w:w="2551"/>
+            <w:tcW w:type="dxa" w:w="1020"/>
             <w:shd w:val="clear" w:color="auto" w:fill="E8E8E8"/>
           </w:tcPr>
           <w:p>
             <w:pPr>
-              <w:keepNext/>
               <w:bidi/>
-              <w:spacing w:after="0"/>
+              <w:spacing w:after="0" w:before="0"/>
               <w:jc w:val="right"/>
             </w:pPr>
-            <w:r/>
             <w:r>
               <w:rPr>
-                <w:rFonts w:ascii="Assistant" w:hAnsi="Assistant" w:cs="Assistant"/>
                 <w:b/>
-                <w:sz w:val="23"/>
-                <w:rtl/>
-                <w:szCs w:val="23"/>
-                <w:bCs/>
+                <w:sz w:val="19"/>
+                <w:szCs w:val="19"/>
               </w:rPr>
               <w:t>איפה</w:t>
             </w:r>
@@ -429,25 +411,20 @@
         </w:tc>
         <w:tc>
           <w:tcPr>
-            <w:tcW w:type="dxa" w:w="2551"/>
+            <w:tcW w:type="dxa" w:w="4896"/>
             <w:shd w:val="clear" w:color="auto" w:fill="E8E8E8"/>
           </w:tcPr>
           <w:p>
             <w:pPr>
-              <w:keepNext/>
               <w:bidi/>
-              <w:spacing w:after="0"/>
+              <w:spacing w:after="0" w:before="0"/>
               <w:jc w:val="right"/>
             </w:pPr>
-            <w:r/>
             <w:r>
               <w:rPr>
-                <w:rFonts w:ascii="Assistant" w:hAnsi="Assistant" w:cs="Assistant"/>
                 <w:b/>
-                <w:sz w:val="23"/>
-                <w:rtl/>
-                <w:szCs w:val="23"/>
-                <w:bCs/>
+                <w:sz w:val="19"/>
+                <w:szCs w:val="19"/>
               </w:rPr>
               <w:t>תרגילים</w:t>
             </w:r>
@@ -455,28 +432,185 @@
         </w:tc>
       </w:tr>
       <w:tr>
-        <w:trPr>
-          <w:cantSplit/>
-        </w:trPr>
         <w:tc>
           <w:tcPr>
-            <w:tcW w:type="dxa" w:w="2551"/>
+            <w:tcW w:type="dxa" w:w="1734"/>
           </w:tcPr>
           <w:p>
             <w:pPr>
-              <w:keepNext/>
               <w:bidi/>
-              <w:spacing w:after="0"/>
+              <w:spacing w:after="0" w:before="0"/>
               <w:jc w:val="right"/>
             </w:pPr>
-            <w:r/>
             <w:r>
               <w:rPr>
-                <w:rFonts w:ascii="Assistant" w:hAnsi="Assistant" w:cs="Assistant"/>
                 <w:b w:val="0"/>
-                <w:sz w:val="24"/>
-                <w:rtl/>
-                <w:szCs w:val="24"/>
+                <w:sz w:val="19"/>
+                <w:szCs w:val="19"/>
+              </w:rPr>
+              <w:t>בשיעור</w:t>
+            </w:r>
+          </w:p>
+        </w:tc>
+        <w:tc>
+          <w:tcPr>
+            <w:tcW w:type="dxa" w:w="2550"/>
+          </w:tcPr>
+          <w:p>
+            <w:pPr>
+              <w:bidi/>
+              <w:spacing w:after="0" w:before="0"/>
+              <w:jc w:val="right"/>
+            </w:pPr>
+            <w:r>
+              <w:rPr>
+                <w:b w:val="0"/>
+                <w:sz w:val="19"/>
+                <w:szCs w:val="19"/>
+              </w:rPr>
+              <w:t>דף זה</w:t>
+            </w:r>
+          </w:p>
+        </w:tc>
+        <w:tc>
+          <w:tcPr>
+            <w:tcW w:type="dxa" w:w="1020"/>
+          </w:tcPr>
+          <w:p>
+            <w:pPr>
+              <w:bidi/>
+              <w:spacing w:after="0" w:before="0"/>
+              <w:jc w:val="right"/>
+            </w:pPr>
+            <w:r>
+              <w:rPr>
+                <w:b w:val="0"/>
+                <w:sz w:val="19"/>
+                <w:szCs w:val="19"/>
+              </w:rPr>
+              <w:t>כיתה</w:t>
+            </w:r>
+          </w:p>
+        </w:tc>
+        <w:tc>
+          <w:tcPr>
+            <w:tcW w:type="dxa" w:w="4896"/>
+          </w:tcPr>
+          <w:p>
+            <w:pPr>
+              <w:bidi/>
+              <w:spacing w:after="0" w:before="0"/>
+              <w:jc w:val="right"/>
+            </w:pPr>
+            <w:r>
+              <w:rPr>
+                <w:b w:val="0"/>
+                <w:sz w:val="19"/>
+                <w:szCs w:val="19"/>
+              </w:rPr>
+              <w:t>משימות 1–10 · חובה: 1, 2, 4, 6, 7, 10</w:t>
+            </w:r>
+          </w:p>
+        </w:tc>
+      </w:tr>
+      <w:tr>
+        <w:tc>
+          <w:tcPr>
+            <w:tcW w:type="dxa" w:w="1734"/>
+          </w:tcPr>
+          <w:p>
+            <w:pPr>
+              <w:bidi/>
+              <w:spacing w:after="0" w:before="0"/>
+              <w:jc w:val="right"/>
+            </w:pPr>
+            <w:r>
+              <w:rPr>
+                <w:b w:val="0"/>
+                <w:sz w:val="19"/>
+                <w:szCs w:val="19"/>
+              </w:rPr>
+              <w:t>בשיעור</w:t>
+            </w:r>
+          </w:p>
+        </w:tc>
+        <w:tc>
+          <w:tcPr>
+            <w:tcW w:type="dxa" w:w="2550"/>
+          </w:tcPr>
+          <w:p>
+            <w:pPr>
+              <w:bidi/>
+              <w:spacing w:after="0" w:before="0"/>
+              <w:jc w:val="right"/>
+            </w:pPr>
+            <w:r>
+              <w:rPr>
+                <w:b w:val="0"/>
+                <w:sz w:val="19"/>
+                <w:szCs w:val="19"/>
+              </w:rPr>
+              <w:t>ספר, עמ׳ 93–94</w:t>
+            </w:r>
+          </w:p>
+        </w:tc>
+        <w:tc>
+          <w:tcPr>
+            <w:tcW w:type="dxa" w:w="1020"/>
+          </w:tcPr>
+          <w:p>
+            <w:pPr>
+              <w:bidi/>
+              <w:spacing w:after="0" w:before="0"/>
+              <w:jc w:val="right"/>
+            </w:pPr>
+            <w:r>
+              <w:rPr>
+                <w:b w:val="0"/>
+                <w:sz w:val="19"/>
+                <w:szCs w:val="19"/>
+              </w:rPr>
+              <w:t>כיתה</w:t>
+            </w:r>
+          </w:p>
+        </w:tc>
+        <w:tc>
+          <w:tcPr>
+            <w:tcW w:type="dxa" w:w="4896"/>
+          </w:tcPr>
+          <w:p>
+            <w:pPr>
+              <w:bidi/>
+              <w:spacing w:after="0" w:before="0"/>
+              <w:jc w:val="right"/>
+            </w:pPr>
+            <w:r>
+              <w:rPr>
+                <w:b w:val="0"/>
+                <w:sz w:val="19"/>
+                <w:szCs w:val="19"/>
+              </w:rPr>
+              <w:t>עמ׳ 93–94: 8, 10, 12</w:t>
+            </w:r>
+          </w:p>
+        </w:tc>
+      </w:tr>
+      <w:tr>
+        <w:tc>
+          <w:tcPr>
+            <w:tcW w:type="dxa" w:w="1734"/>
+          </w:tcPr>
+          <w:p>
+            <w:pPr>
+              <w:bidi/>
+              <w:spacing w:after="0" w:before="0"/>
+              <w:jc w:val="right"/>
+            </w:pPr>
+            <w:r>
+              <w:rPr>
+                <w:b w:val="0"/>
+                <w:sz w:val="19"/>
+                <w:szCs w:val="19"/>
               </w:rPr>
               <w:t>עד השיעור הבא</w:t>
             </w:r>
@@ -484,73 +618,143 @@
         </w:tc>
         <w:tc>
           <w:tcPr>
-            <w:tcW w:type="dxa" w:w="2551"/>
+            <w:tcW w:type="dxa" w:w="2550"/>
           </w:tcPr>
           <w:p>
             <w:pPr>
-              <w:keepNext/>
               <w:bidi/>
-              <w:spacing w:after="0"/>
+              <w:spacing w:after="0" w:before="0"/>
               <w:jc w:val="right"/>
             </w:pPr>
-            <w:r/>
             <w:r>
               <w:rPr>
-                <w:rFonts w:ascii="Assistant" w:hAnsi="Assistant" w:cs="Assistant"/>
                 <w:b w:val="0"/>
-                <w:sz w:val="24"/>
-                <w:rtl/>
-                <w:szCs w:val="24"/>
+                <w:sz w:val="19"/>
+                <w:szCs w:val="19"/>
               </w:rPr>
-              <w:t>99–100</w:t>
+              <w:t>דף זה</w:t>
             </w:r>
           </w:p>
         </w:tc>
         <w:tc>
           <w:tcPr>
-            <w:tcW w:type="dxa" w:w="2551"/>
+            <w:tcW w:type="dxa" w:w="1020"/>
           </w:tcPr>
           <w:p>
             <w:pPr>
-              <w:keepNext/>
               <w:bidi/>
-              <w:spacing w:after="0"/>
+              <w:spacing w:after="0" w:before="0"/>
               <w:jc w:val="right"/>
             </w:pPr>
-            <w:r/>
             <w:r>
               <w:rPr>
-                <w:rFonts w:ascii="Assistant" w:hAnsi="Assistant" w:cs="Assistant"/>
                 <w:b w:val="0"/>
-                <w:sz w:val="24"/>
-                <w:rtl/>
-                <w:szCs w:val="24"/>
+                <w:sz w:val="19"/>
+                <w:szCs w:val="19"/>
               </w:rPr>
-              <w:t>בבית</w:t>
+              <w:t>בית</w:t>
             </w:r>
           </w:p>
         </w:tc>
         <w:tc>
           <w:tcPr>
-            <w:tcW w:type="dxa" w:w="2551"/>
+            <w:tcW w:type="dxa" w:w="4896"/>
           </w:tcPr>
           <w:p>
             <w:pPr>
-              <w:keepNext/>
               <w:bidi/>
-              <w:spacing w:after="0"/>
+              <w:spacing w:after="0" w:before="0"/>
               <w:jc w:val="right"/>
             </w:pPr>
-            <w:r/>
             <w:r>
               <w:rPr>
-                <w:rFonts w:ascii="Assistant" w:hAnsi="Assistant" w:cs="Assistant"/>
                 <w:b w:val="0"/>
-                <w:sz w:val="24"/>
-                <w:rtl/>
-                <w:szCs w:val="24"/>
+                <w:sz w:val="19"/>
+                <w:szCs w:val="19"/>
               </w:rPr>
-              <w:t>משימת הסיכום</w:t>
+              <w:t>משימות 1–10 · חובה: 1, 2, 4, 5, 8, 10</w:t>
+            </w:r>
+          </w:p>
+        </w:tc>
+      </w:tr>
+      <w:tr>
+        <w:tc>
+          <w:tcPr>
+            <w:tcW w:type="dxa" w:w="1734"/>
+          </w:tcPr>
+          <w:p>
+            <w:pPr>
+              <w:bidi/>
+              <w:spacing w:after="0" w:before="0"/>
+              <w:jc w:val="right"/>
+            </w:pPr>
+            <w:r>
+              <w:rPr>
+                <w:b w:val="0"/>
+                <w:sz w:val="19"/>
+                <w:szCs w:val="19"/>
+              </w:rPr>
+              <w:t>עד השיעור הבא</w:t>
+            </w:r>
+          </w:p>
+        </w:tc>
+        <w:tc>
+          <w:tcPr>
+            <w:tcW w:type="dxa" w:w="2550"/>
+          </w:tcPr>
+          <w:p>
+            <w:pPr>
+              <w:bidi/>
+              <w:spacing w:after="0" w:before="0"/>
+              <w:jc w:val="right"/>
+            </w:pPr>
+            <w:r>
+              <w:rPr>
+                <w:b w:val="0"/>
+                <w:sz w:val="19"/>
+                <w:szCs w:val="19"/>
+              </w:rPr>
+              <w:t>ספר, עמ׳ 94, 99–100</w:t>
+            </w:r>
+          </w:p>
+        </w:tc>
+        <w:tc>
+          <w:tcPr>
+            <w:tcW w:type="dxa" w:w="1020"/>
+          </w:tcPr>
+          <w:p>
+            <w:pPr>
+              <w:bidi/>
+              <w:spacing w:after="0" w:before="0"/>
+              <w:jc w:val="right"/>
+            </w:pPr>
+            <w:r>
+              <w:rPr>
+                <w:b w:val="0"/>
+                <w:sz w:val="19"/>
+                <w:szCs w:val="19"/>
+              </w:rPr>
+              <w:t>בית</w:t>
+            </w:r>
+          </w:p>
+        </w:tc>
+        <w:tc>
+          <w:tcPr>
+            <w:tcW w:type="dxa" w:w="4896"/>
+          </w:tcPr>
+          <w:p>
+            <w:pPr>
+              <w:bidi/>
+              <w:spacing w:after="0" w:before="0"/>
+              <w:jc w:val="right"/>
+            </w:pPr>
+            <w:r>
+              <w:rPr>
+                <w:b w:val="0"/>
+                <w:sz w:val="19"/>
+                <w:szCs w:val="19"/>
+              </w:rPr>
+              <w:t>עמ׳ 94: 13 · עמ׳ 99–100: משימת הסיכום</w:t>
             </w:r>
           </w:p>
         </w:tc>
